--- a/pr-preview/pr-147/chapters/teaching-tracked-changes.docx
+++ b/pr-preview/pr-147/chapters/teaching-tracked-changes.docx
@@ -26,7 +26,7 @@
       </w:pPr>
       <w:ins w:id="2" w:author="PR Preview" w:date="2026-01-01T00:00:00Z">
         <w:r>
-          <w:t xml:space="preserve">Last modified: 2026-10-09 01:07:20 (PDT)</w:t>
+          <w:t xml:space="preserve">Last modified: 2026-10-09 01:27:28 (PDT)</w:t>
         </w:r>
       </w:ins>
     </w:p>
@@ -1708,7 +1708,7 @@
       </w:r>
     </w:p>
     <w:bookmarkEnd w:id="22"/>
-    <w:bookmarkStart w:id="23" w:name="Xf27331f4c36c8d578e5fa29a37312484cc3343a"/>
+    <w:bookmarkStart w:id="26" w:name="Xf27331f4c36c8d578e5fa29a37312484cc3343a"/>
     <w:p>
       <w:pPr>
         <w:pStyle w:val="Heading2"/>
@@ -1751,279 +1751,207 @@
           <w:numId w:val="1005"/>
         </w:numPr>
       </w:pPr>
+      <w:r>
+        <w:t xml:space="preserve">Write the R code with</w:t>
+      </w:r>
+      <w:r>
+        <w:t xml:space="preserve"> </w:t>
+      </w:r>
+      <w:hyperlink r:id="rId23">
+        <w:r>
+          <w:rPr>
+            <w:rStyle w:val="Hyperlink"/>
+          </w:rPr>
+          <w:t xml:space="preserve">tidymodels</w:t>
+        </w:r>
+      </w:hyperlink>
+      <w:r>
+        <w:t xml:space="preserve">,</w:t>
+      </w:r>
+      <w:r>
+        <w:t xml:space="preserve"> </w:t>
+      </w:r>
+      <w:r>
+        <w:t xml:space="preserve">or show tidymodels and base R side by side.</w:t>
+      </w:r>
+      <w:r>
+        <w:t xml:space="preserve"> </w:t>
+      </w:r>
+      <w:r>
+        <w:t xml:space="preserve">Do not give base R alone.</w:t>
+      </w:r>
+      <w:r>
+        <w:t xml:space="preserve"> </w:t>
+      </w:r>
+      <w:hyperlink r:id="rId24">
+        <w:r>
+          <w:rPr>
+            <w:rStyle w:val="Hyperlink"/>
+          </w:rPr>
+          <w:t xml:space="preserve">ISLR-tidymodels-labs</w:t>
+        </w:r>
+      </w:hyperlink>
+      <w:r>
+        <w:t xml:space="preserve"> </w:t>
+      </w:r>
+      <w:r>
+        <w:t xml:space="preserve">shows the style.</w:t>
+      </w:r>
+    </w:p>
+    <w:p>
+      <w:pPr>
+        <w:pStyle w:val="Compact"/>
+        <w:numPr>
+          <w:ilvl w:val="0"/>
+          <w:numId w:val="1005"/>
+        </w:numPr>
+      </w:pPr>
+      <w:r>
+        <w:t xml:space="preserve">When a lab follows a textbook’s lab, use the book’s exercises, data and fitting functions,</w:t>
+      </w:r>
+      <w:r>
+        <w:t xml:space="preserve"> </w:t>
+      </w:r>
+      <w:r>
+        <w:t xml:space="preserve">in the book’s order.</w:t>
+      </w:r>
+      <w:r>
+        <w:t xml:space="preserve"> </w:t>
+      </w:r>
+      <w:r>
+        <w:t xml:space="preserve">For the ISL labs, fit Python models with</w:t>
+      </w:r>
+      <w:r>
+        <w:t xml:space="preserve"> </w:t>
+      </w:r>
+      <w:r>
+        <w:rPr>
+          <w:rStyle w:val="VerbatimChar"/>
+        </w:rPr>
+        <w:t xml:space="preserve">statsmodels</w:t>
+      </w:r>
+      <w:r>
+        <w:t xml:space="preserve">’</w:t>
+      </w:r>
+      <w:r>
+        <w:t xml:space="preserve"> </w:t>
+      </w:r>
+      <w:r>
+        <w:rPr>
+          <w:rStyle w:val="VerbatimChar"/>
+        </w:rPr>
+        <w:t xml:space="preserve">sm.OLS</w:t>
+      </w:r>
+      <w:r>
+        <w:t xml:space="preserve">, as</w:t>
+      </w:r>
+      <w:r>
+        <w:t xml:space="preserve"> </w:t>
+      </w:r>
+      <w:hyperlink r:id="rId25">
+        <w:r>
+          <w:rPr>
+            <w:rStyle w:val="Hyperlink"/>
+          </w:rPr>
+          <w:t xml:space="preserve">ISLP_labs</w:t>
+        </w:r>
+      </w:hyperlink>
+      <w:r>
+        <w:t xml:space="preserve"> </w:t>
+      </w:r>
+      <w:r>
+        <w:t xml:space="preserve">does.</w:t>
+      </w:r>
+      <w:r>
+        <w:t xml:space="preserve"> </w:t>
+      </w:r>
+      <w:r>
+        <w:t xml:space="preserve">If an exercise departs from the book, say why in the lab.</w:t>
+      </w:r>
+    </w:p>
+    <w:p>
+      <w:pPr>
+        <w:pStyle w:val="Compact"/>
+        <w:numPr>
+          <w:ilvl w:val="0"/>
+          <w:numId w:val="1005"/>
+        </w:numPr>
+      </w:pPr>
+      <w:r>
+        <w:t xml:space="preserve">Never throw away an exercise you replace.</w:t>
+      </w:r>
+      <w:r>
+        <w:t xml:space="preserve"> </w:t>
+      </w:r>
+      <w:r>
+        <w:t xml:space="preserve">Either keep both exercises,</w:t>
+      </w:r>
+      <w:r>
+        <w:t xml:space="preserve"> </w:t>
+      </w:r>
+      <w:r>
+        <w:t xml:space="preserve">or keep the replaced one as an outtake:</w:t>
+      </w:r>
+      <w:r>
+        <w:t xml:space="preserve"> </w:t>
+      </w:r>
+      <w:r>
+        <w:t xml:space="preserve">leave its file in place and stop including it.</w:t>
+      </w:r>
+    </w:p>
+    <w:p>
+      <w:pPr>
+        <w:pStyle w:val="Compact"/>
+        <w:numPr>
+          <w:ilvl w:val="0"/>
+          <w:numId w:val="1005"/>
+        </w:numPr>
+      </w:pPr>
+      <w:r>
+        <w:t xml:space="preserve">Tell students where to get the data.</w:t>
+      </w:r>
+    </w:p>
+    <w:p>
+      <w:pPr>
+        <w:pStyle w:val="Compact"/>
+        <w:numPr>
+          <w:ilvl w:val="0"/>
+          <w:numId w:val="1005"/>
+        </w:numPr>
+      </w:pPr>
+      <w:r>
+        <w:t xml:space="preserve">Do not assume that students own a laptop.</w:t>
+      </w:r>
+      <w:r>
+        <w:t xml:space="preserve"> </w:t>
+      </w:r>
+      <w:r>
+        <w:t xml:space="preserve">Assume only that they can use some computer,</w:t>
+      </w:r>
+      <w:r>
+        <w:t xml:space="preserve"> </w:t>
+      </w:r>
+      <w:r>
+        <w:t xml:space="preserve">so setup steps must work on a shared or hosted machine.</w:t>
+      </w:r>
+    </w:p>
+    <w:bookmarkEnd w:id="26"/>
+    <w:bookmarkStart w:id="35" w:name="present-r-results-with-modern-packages"/>
+    <w:p>
+      <w:pPr>
+        <w:pStyle w:val="Heading2"/>
+      </w:pPr>
       <w:del w:id="3" w:author="PR Preview" w:date="2026-01-01T00:00:00Z">
         <w:r>
-          <w:delText xml:space="preserve">Write the R code with</w:delText>
+          <w:delText xml:space="preserve">9 Make figures accessible</w:delText>
         </w:r>
       </w:del>
-      <w:del w:id="4" w:author="PR Preview" w:date="2026-01-01T00:00:00Z">
-        <w:r>
-          <w:delText xml:space="preserve"> </w:delText>
-        </w:r>
-      </w:del>
-      <w:hyperlink r:id="rId10">
-        <w:del w:id="5" w:author="PR Preview" w:date="2026-01-01T00:00:00Z">
-          <w:r>
-            <w:rPr>
-              <w:rStyle w:val="Hyperlink"/>
-            </w:rPr>
-            <w:delText xml:space="preserve">tidymodels</w:delText>
-          </w:r>
-        </w:del>
-      </w:hyperlink>
-      <w:del w:id="6" w:author="PR Preview" w:date="2026-01-01T00:00:00Z">
-        <w:r>
-          <w:delText xml:space="preserve">,</w:delText>
-        </w:r>
-      </w:del>
-      <w:del w:id="7" w:author="PR Preview" w:date="2026-01-01T00:00:00Z">
-        <w:r>
-          <w:delText xml:space="preserve"> </w:delText>
-        </w:r>
-      </w:del>
-      <w:del w:id="8" w:author="PR Preview" w:date="2026-01-01T00:00:00Z">
-        <w:r>
-          <w:delText xml:space="preserve">or show tidymodels and base R side by side.</w:delText>
-        </w:r>
-      </w:del>
-      <w:del w:id="9" w:author="PR Preview" w:date="2026-01-01T00:00:00Z">
-        <w:r>
-          <w:delText xml:space="preserve"> </w:delText>
-        </w:r>
-      </w:del>
-      <w:del w:id="10" w:author="PR Preview" w:date="2026-01-01T00:00:00Z">
-        <w:r>
-          <w:delText xml:space="preserve">Do not give base R alone.</w:delText>
-        </w:r>
-      </w:del>
-      <w:del w:id="11" w:author="PR Preview" w:date="2026-01-01T00:00:00Z">
-        <w:r>
-          <w:delText xml:space="preserve"> </w:delText>
-        </w:r>
-      </w:del>
-      <w:hyperlink r:id="rId11">
-        <w:del w:id="12" w:author="PR Preview" w:date="2026-01-01T00:00:00Z">
-          <w:r>
-            <w:rPr>
-              <w:rStyle w:val="Hyperlink"/>
-            </w:rPr>
-            <w:delText xml:space="preserve">ISLR-tidymodels-labs</w:delText>
-          </w:r>
-        </w:del>
-      </w:hyperlink>
-      <w:del w:id="13" w:author="PR Preview" w:date="2026-01-01T00:00:00Z">
-        <w:r>
-          <w:delText xml:space="preserve"> </w:delText>
-        </w:r>
-      </w:del>
-      <w:del w:id="14" w:author="PR Preview" w:date="2026-01-01T00:00:00Z">
-        <w:r>
-          <w:delText xml:space="preserve">shows the style.</w:delText>
-        </w:r>
-      </w:del>
-    </w:p>
-    <w:p>
-      <w:pPr>
-        <w:pStyle w:val="Compact"/>
-        <w:numPr>
-          <w:ilvl w:val="0"/>
-          <w:numId w:val="1005"/>
-        </w:numPr>
-      </w:pPr>
-      <w:del w:id="15" w:author="PR Preview" w:date="2026-01-01T00:00:00Z">
-        <w:r>
-          <w:delText xml:space="preserve">When a lab follows a textbook’s lab, use the book’s exercises, data and fitting functions,</w:delText>
-        </w:r>
-      </w:del>
-      <w:del w:id="16" w:author="PR Preview" w:date="2026-01-01T00:00:00Z">
-        <w:r>
-          <w:delText xml:space="preserve"> </w:delText>
-        </w:r>
-      </w:del>
-      <w:del w:id="17" w:author="PR Preview" w:date="2026-01-01T00:00:00Z">
-        <w:r>
-          <w:delText xml:space="preserve">in the book’s order.</w:delText>
-        </w:r>
-      </w:del>
-      <w:del w:id="18" w:author="PR Preview" w:date="2026-01-01T00:00:00Z">
-        <w:r>
-          <w:delText xml:space="preserve"> </w:delText>
-        </w:r>
-      </w:del>
-      <w:del w:id="19" w:author="PR Preview" w:date="2026-01-01T00:00:00Z">
-        <w:r>
-          <w:delText xml:space="preserve">For the ISL labs, fit Python models with</w:delText>
-        </w:r>
-      </w:del>
-      <w:del w:id="20" w:author="PR Preview" w:date="2026-01-01T00:00:00Z">
-        <w:r>
-          <w:delText xml:space="preserve"> </w:delText>
-        </w:r>
-      </w:del>
-      <w:del w:id="21" w:author="PR Preview" w:date="2026-01-01T00:00:00Z">
-        <w:r>
-          <w:rPr>
-            <w:rStyle w:val="VerbatimChar"/>
-          </w:rPr>
-          <w:delText xml:space="preserve">statsmodels</w:delText>
-        </w:r>
-      </w:del>
-      <w:del w:id="22" w:author="PR Preview" w:date="2026-01-01T00:00:00Z">
-        <w:r>
-          <w:delText xml:space="preserve">’</w:delText>
-        </w:r>
-      </w:del>
-      <w:del w:id="23" w:author="PR Preview" w:date="2026-01-01T00:00:00Z">
-        <w:r>
-          <w:delText xml:space="preserve"> </w:delText>
-        </w:r>
-      </w:del>
-      <w:del w:id="24" w:author="PR Preview" w:date="2026-01-01T00:00:00Z">
-        <w:r>
-          <w:rPr>
-            <w:rStyle w:val="VerbatimChar"/>
-          </w:rPr>
-          <w:delText xml:space="preserve">sm.OLS</w:delText>
-        </w:r>
-      </w:del>
-      <w:del w:id="25" w:author="PR Preview" w:date="2026-01-01T00:00:00Z">
-        <w:r>
-          <w:delText xml:space="preserve">, as</w:delText>
-        </w:r>
-      </w:del>
-      <w:del w:id="26" w:author="PR Preview" w:date="2026-01-01T00:00:00Z">
-        <w:r>
-          <w:delText xml:space="preserve"> </w:delText>
-        </w:r>
-      </w:del>
-      <w:hyperlink r:id="rId12">
-        <w:del w:id="27" w:author="PR Preview" w:date="2026-01-01T00:00:00Z">
-          <w:r>
-            <w:rPr>
-              <w:rStyle w:val="Hyperlink"/>
-            </w:rPr>
-            <w:delText xml:space="preserve">ISLP_labs</w:delText>
-          </w:r>
-        </w:del>
-      </w:hyperlink>
-      <w:del w:id="28" w:author="PR Preview" w:date="2026-01-01T00:00:00Z">
-        <w:r>
-          <w:delText xml:space="preserve"> </w:delText>
-        </w:r>
-      </w:del>
-      <w:del w:id="29" w:author="PR Preview" w:date="2026-01-01T00:00:00Z">
-        <w:r>
-          <w:delText xml:space="preserve">does.</w:delText>
-        </w:r>
-      </w:del>
-      <w:del w:id="30" w:author="PR Preview" w:date="2026-01-01T00:00:00Z">
-        <w:r>
-          <w:delText xml:space="preserve"> </w:delText>
-        </w:r>
-      </w:del>
-      <w:del w:id="31" w:author="PR Preview" w:date="2026-01-01T00:00:00Z">
-        <w:r>
-          <w:delText xml:space="preserve">If an exercise departs from the book, say why in the lab.</w:delText>
-        </w:r>
-      </w:del>
-    </w:p>
-    <w:p>
-      <w:pPr>
-        <w:pStyle w:val="Compact"/>
-        <w:numPr>
-          <w:ilvl w:val="0"/>
-          <w:numId w:val="1005"/>
-        </w:numPr>
-      </w:pPr>
-      <w:del w:id="32" w:author="PR Preview" w:date="2026-01-01T00:00:00Z">
-        <w:r>
-          <w:delText xml:space="preserve">Never throw away an exercise you replace.</w:delText>
-        </w:r>
-      </w:del>
-      <w:del w:id="33" w:author="PR Preview" w:date="2026-01-01T00:00:00Z">
-        <w:r>
-          <w:delText xml:space="preserve"> </w:delText>
-        </w:r>
-      </w:del>
-      <w:del w:id="34" w:author="PR Preview" w:date="2026-01-01T00:00:00Z">
-        <w:r>
-          <w:delText xml:space="preserve">Either keep both exercises,</w:delText>
-        </w:r>
-      </w:del>
-      <w:del w:id="35" w:author="PR Preview" w:date="2026-01-01T00:00:00Z">
-        <w:r>
-          <w:delText xml:space="preserve"> </w:delText>
-        </w:r>
-      </w:del>
-      <w:del w:id="36" w:author="PR Preview" w:date="2026-01-01T00:00:00Z">
-        <w:r>
-          <w:delText xml:space="preserve">or keep the replaced one as an outtake:</w:delText>
-        </w:r>
-      </w:del>
-      <w:del w:id="37" w:author="PR Preview" w:date="2026-01-01T00:00:00Z">
-        <w:r>
-          <w:delText xml:space="preserve"> </w:delText>
-        </w:r>
-      </w:del>
-      <w:del w:id="38" w:author="PR Preview" w:date="2026-01-01T00:00:00Z">
-        <w:r>
-          <w:delText xml:space="preserve">leave its file in place and stop including it.</w:delText>
-        </w:r>
-      </w:del>
-    </w:p>
-    <w:p>
-      <w:pPr>
-        <w:pStyle w:val="Compact"/>
-        <w:numPr>
-          <w:ilvl w:val="0"/>
-          <w:numId w:val="1005"/>
-        </w:numPr>
-      </w:pPr>
-      <w:r>
-        <w:t xml:space="preserve">Tell students where to get the data.</w:t>
-      </w:r>
-    </w:p>
-    <w:p>
-      <w:pPr>
-        <w:pStyle w:val="Compact"/>
-        <w:numPr>
-          <w:ilvl w:val="0"/>
-          <w:numId w:val="1005"/>
-        </w:numPr>
-      </w:pPr>
-      <w:r>
-        <w:t xml:space="preserve">Do not assume that students own a laptop.</w:t>
-      </w:r>
-      <w:r>
-        <w:t xml:space="preserve"> </w:t>
-      </w:r>
-      <w:r>
-        <w:t xml:space="preserve">Assume only that they can use some computer,</w:t>
-      </w:r>
-      <w:r>
-        <w:t xml:space="preserve"> </w:t>
-      </w:r>
-      <w:r>
-        <w:t xml:space="preserve">so setup steps must work on a shared or hosted machine.</w:t>
-      </w:r>
-    </w:p>
-    <w:bookmarkEnd w:id="23"/>
-    <w:bookmarkStart w:id="33" w:name="present-r-results-with-modern-packages"/>
+    </w:p>
     <w:p>
       <w:pPr>
         <w:pStyle w:val="Heading2"/>
       </w:pPr>
-      <w:del w:id="39" w:author="PR Preview" w:date="2026-01-01T00:00:00Z">
-        <w:r>
-          <w:delText xml:space="preserve">9 Make figures accessible</w:delText>
-        </w:r>
-      </w:del>
-    </w:p>
-    <w:p>
-      <w:pPr>
-        <w:pStyle w:val="Heading2"/>
-      </w:pPr>
-      <w:ins w:id="40" w:author="PR Preview" w:date="2026-01-01T00:00:00Z">
+      <w:ins w:id="4" w:author="PR Preview" w:date="2026-01-01T00:00:00Z">
         <w:r>
           <w:t xml:space="preserve">9 Present R results with modern packages</w:t>
         </w:r>
@@ -2033,17 +1961,17 @@
       <w:pPr>
         <w:pStyle w:val="FirstParagraph"/>
       </w:pPr>
-      <w:ins w:id="41" w:author="PR Preview" w:date="2026-01-01T00:00:00Z">
+      <w:ins w:id="5" w:author="PR Preview" w:date="2026-01-01T00:00:00Z">
         <w:r>
           <w:t xml:space="preserve">This rule applies to all R code in teaching materials,</w:t>
         </w:r>
       </w:ins>
-      <w:ins w:id="42" w:author="PR Preview" w:date="2026-01-01T00:00:00Z">
+      <w:ins w:id="6" w:author="PR Preview" w:date="2026-01-01T00:00:00Z">
         <w:r>
           <w:t xml:space="preserve"> </w:t>
         </w:r>
       </w:ins>
-      <w:ins w:id="43" w:author="PR Preview" w:date="2026-01-01T00:00:00Z">
+      <w:ins w:id="7" w:author="PR Preview" w:date="2026-01-01T00:00:00Z">
         <w:r>
           <w:t xml:space="preserve">in every course and every teaching repository.</w:t>
         </w:r>
@@ -2057,17 +1985,17 @@
           <w:numId w:val="1006"/>
         </w:numPr>
       </w:pPr>
-      <w:ins w:id="44" w:author="PR Preview" w:date="2026-01-01T00:00:00Z">
+      <w:ins w:id="8" w:author="PR Preview" w:date="2026-01-01T00:00:00Z">
         <w:r>
           <w:t xml:space="preserve">Even when you fit a model with a base R function such as</w:t>
         </w:r>
       </w:ins>
-      <w:ins w:id="45" w:author="PR Preview" w:date="2026-01-01T00:00:00Z">
+      <w:ins w:id="9" w:author="PR Preview" w:date="2026-01-01T00:00:00Z">
         <w:r>
           <w:t xml:space="preserve"> </w:t>
         </w:r>
       </w:ins>
-      <w:ins w:id="46" w:author="PR Preview" w:date="2026-01-01T00:00:00Z">
+      <w:ins w:id="10" w:author="PR Preview" w:date="2026-01-01T00:00:00Z">
         <w:r>
           <w:rPr>
             <w:rStyle w:val="VerbatimChar"/>
@@ -2075,22 +2003,22 @@
           <w:t xml:space="preserve">lm()</w:t>
         </w:r>
       </w:ins>
-      <w:ins w:id="47" w:author="PR Preview" w:date="2026-01-01T00:00:00Z">
+      <w:ins w:id="11" w:author="PR Preview" w:date="2026-01-01T00:00:00Z">
         <w:r>
           <w:t xml:space="preserve"> </w:t>
         </w:r>
       </w:ins>
-      <w:ins w:id="48" w:author="PR Preview" w:date="2026-01-01T00:00:00Z">
+      <w:ins w:id="12" w:author="PR Preview" w:date="2026-01-01T00:00:00Z">
         <w:r>
           <w:t xml:space="preserve">or</w:t>
         </w:r>
       </w:ins>
-      <w:ins w:id="49" w:author="PR Preview" w:date="2026-01-01T00:00:00Z">
+      <w:ins w:id="13" w:author="PR Preview" w:date="2026-01-01T00:00:00Z">
         <w:r>
           <w:t xml:space="preserve"> </w:t>
         </w:r>
       </w:ins>
-      <w:ins w:id="50" w:author="PR Preview" w:date="2026-01-01T00:00:00Z">
+      <w:ins w:id="14" w:author="PR Preview" w:date="2026-01-01T00:00:00Z">
         <w:r>
           <w:rPr>
             <w:rStyle w:val="VerbatimChar"/>
@@ -2098,17 +2026,17 @@
           <w:t xml:space="preserve">glm()</w:t>
         </w:r>
       </w:ins>
-      <w:ins w:id="51" w:author="PR Preview" w:date="2026-01-01T00:00:00Z">
+      <w:ins w:id="15" w:author="PR Preview" w:date="2026-01-01T00:00:00Z">
         <w:r>
           <w:t xml:space="preserve">,</w:t>
         </w:r>
       </w:ins>
-      <w:ins w:id="52" w:author="PR Preview" w:date="2026-01-01T00:00:00Z">
+      <w:ins w:id="16" w:author="PR Preview" w:date="2026-01-01T00:00:00Z">
         <w:r>
           <w:t xml:space="preserve"> </w:t>
         </w:r>
       </w:ins>
-      <w:ins w:id="53" w:author="PR Preview" w:date="2026-01-01T00:00:00Z">
+      <w:ins w:id="17" w:author="PR Preview" w:date="2026-01-01T00:00:00Z">
         <w:r>
           <w:t xml:space="preserve">show its results with modern packages, not with base R output.</w:t>
         </w:r>
@@ -2122,18 +2050,18 @@
           <w:numId w:val="1006"/>
         </w:numPr>
       </w:pPr>
-      <w:ins w:id="54" w:author="PR Preview" w:date="2026-01-01T00:00:00Z">
+      <w:ins w:id="18" w:author="PR Preview" w:date="2026-01-01T00:00:00Z">
         <w:r>
           <w:t xml:space="preserve">Show coefficient tables with</w:t>
         </w:r>
       </w:ins>
-      <w:ins w:id="55" w:author="PR Preview" w:date="2026-01-01T00:00:00Z">
+      <w:ins w:id="19" w:author="PR Preview" w:date="2026-01-01T00:00:00Z">
         <w:r>
           <w:t xml:space="preserve"> </w:t>
         </w:r>
       </w:ins>
-      <w:hyperlink r:id="rId24">
-        <w:ins w:id="56" w:author="PR Preview" w:date="2026-01-01T00:00:00Z">
+      <w:hyperlink r:id="rId27">
+        <w:ins w:id="20" w:author="PR Preview" w:date="2026-01-01T00:00:00Z">
           <w:r>
             <w:rPr>
               <w:rStyle w:val="Hyperlink"/>
@@ -2142,17 +2070,17 @@
           </w:r>
         </w:ins>
       </w:hyperlink>
-      <w:ins w:id="57" w:author="PR Preview" w:date="2026-01-01T00:00:00Z">
+      <w:ins w:id="21" w:author="PR Preview" w:date="2026-01-01T00:00:00Z">
         <w:r>
           <w:t xml:space="preserve"> </w:t>
         </w:r>
       </w:ins>
-      <w:ins w:id="58" w:author="PR Preview" w:date="2026-01-01T00:00:00Z">
+      <w:ins w:id="22" w:author="PR Preview" w:date="2026-01-01T00:00:00Z">
         <w:r>
           <w:t xml:space="preserve">(</w:t>
         </w:r>
       </w:ins>
-      <w:ins w:id="59" w:author="PR Preview" w:date="2026-01-01T00:00:00Z">
+      <w:ins w:id="23" w:author="PR Preview" w:date="2026-01-01T00:00:00Z">
         <w:r>
           <w:rPr>
             <w:rStyle w:val="VerbatimChar"/>
@@ -2160,28 +2088,28 @@
           <w:t xml:space="preserve">parameters() |&gt; print_md()</w:t>
         </w:r>
       </w:ins>
-      <w:ins w:id="60" w:author="PR Preview" w:date="2026-01-01T00:00:00Z">
+      <w:ins w:id="24" w:author="PR Preview" w:date="2026-01-01T00:00:00Z">
         <w:r>
           <w:t xml:space="preserve">)</w:t>
         </w:r>
       </w:ins>
-      <w:ins w:id="61" w:author="PR Preview" w:date="2026-01-01T00:00:00Z">
+      <w:ins w:id="25" w:author="PR Preview" w:date="2026-01-01T00:00:00Z">
         <w:r>
           <w:t xml:space="preserve"> </w:t>
         </w:r>
       </w:ins>
-      <w:ins w:id="62" w:author="PR Preview" w:date="2026-01-01T00:00:00Z">
+      <w:ins w:id="26" w:author="PR Preview" w:date="2026-01-01T00:00:00Z">
         <w:r>
           <w:t xml:space="preserve">or</w:t>
         </w:r>
       </w:ins>
-      <w:ins w:id="63" w:author="PR Preview" w:date="2026-01-01T00:00:00Z">
+      <w:ins w:id="27" w:author="PR Preview" w:date="2026-01-01T00:00:00Z">
         <w:r>
           <w:t xml:space="preserve"> </w:t>
         </w:r>
       </w:ins>
-      <w:hyperlink r:id="rId25">
-        <w:ins w:id="64" w:author="PR Preview" w:date="2026-01-01T00:00:00Z">
+      <w:hyperlink r:id="rId28">
+        <w:ins w:id="28" w:author="PR Preview" w:date="2026-01-01T00:00:00Z">
           <w:r>
             <w:rPr>
               <w:rStyle w:val="Hyperlink"/>
@@ -2190,17 +2118,17 @@
           </w:r>
         </w:ins>
       </w:hyperlink>
-      <w:ins w:id="65" w:author="PR Preview" w:date="2026-01-01T00:00:00Z">
+      <w:ins w:id="29" w:author="PR Preview" w:date="2026-01-01T00:00:00Z">
         <w:r>
           <w:t xml:space="preserve"> </w:t>
         </w:r>
       </w:ins>
-      <w:ins w:id="66" w:author="PR Preview" w:date="2026-01-01T00:00:00Z">
+      <w:ins w:id="30" w:author="PR Preview" w:date="2026-01-01T00:00:00Z">
         <w:r>
           <w:t xml:space="preserve">(</w:t>
         </w:r>
       </w:ins>
-      <w:ins w:id="67" w:author="PR Preview" w:date="2026-01-01T00:00:00Z">
+      <w:ins w:id="31" w:author="PR Preview" w:date="2026-01-01T00:00:00Z">
         <w:r>
           <w:rPr>
             <w:rStyle w:val="VerbatimChar"/>
@@ -2208,27 +2136,27 @@
           <w:t xml:space="preserve">tbl_regression()</w:t>
         </w:r>
       </w:ins>
-      <w:ins w:id="68" w:author="PR Preview" w:date="2026-01-01T00:00:00Z">
+      <w:ins w:id="32" w:author="PR Preview" w:date="2026-01-01T00:00:00Z">
         <w:r>
           <w:t xml:space="preserve">),</w:t>
         </w:r>
       </w:ins>
-      <w:ins w:id="69" w:author="PR Preview" w:date="2026-01-01T00:00:00Z">
+      <w:ins w:id="33" w:author="PR Preview" w:date="2026-01-01T00:00:00Z">
         <w:r>
           <w:t xml:space="preserve"> </w:t>
         </w:r>
       </w:ins>
-      <w:ins w:id="70" w:author="PR Preview" w:date="2026-01-01T00:00:00Z">
+      <w:ins w:id="34" w:author="PR Preview" w:date="2026-01-01T00:00:00Z">
         <w:r>
           <w:t xml:space="preserve">not with</w:t>
         </w:r>
       </w:ins>
-      <w:ins w:id="71" w:author="PR Preview" w:date="2026-01-01T00:00:00Z">
+      <w:ins w:id="35" w:author="PR Preview" w:date="2026-01-01T00:00:00Z">
         <w:r>
           <w:t xml:space="preserve"> </w:t>
         </w:r>
       </w:ins>
-      <w:ins w:id="72" w:author="PR Preview" w:date="2026-01-01T00:00:00Z">
+      <w:ins w:id="36" w:author="PR Preview" w:date="2026-01-01T00:00:00Z">
         <w:r>
           <w:rPr>
             <w:rStyle w:val="VerbatimChar"/>
@@ -2236,22 +2164,22 @@
           <w:t xml:space="preserve">summary()</w:t>
         </w:r>
       </w:ins>
-      <w:ins w:id="73" w:author="PR Preview" w:date="2026-01-01T00:00:00Z">
+      <w:ins w:id="37" w:author="PR Preview" w:date="2026-01-01T00:00:00Z">
         <w:r>
           <w:t xml:space="preserve"> </w:t>
         </w:r>
       </w:ins>
-      <w:ins w:id="74" w:author="PR Preview" w:date="2026-01-01T00:00:00Z">
+      <w:ins w:id="38" w:author="PR Preview" w:date="2026-01-01T00:00:00Z">
         <w:r>
           <w:t xml:space="preserve">or</w:t>
         </w:r>
       </w:ins>
-      <w:ins w:id="75" w:author="PR Preview" w:date="2026-01-01T00:00:00Z">
+      <w:ins w:id="39" w:author="PR Preview" w:date="2026-01-01T00:00:00Z">
         <w:r>
           <w:t xml:space="preserve"> </w:t>
         </w:r>
       </w:ins>
-      <w:ins w:id="76" w:author="PR Preview" w:date="2026-01-01T00:00:00Z">
+      <w:ins w:id="40" w:author="PR Preview" w:date="2026-01-01T00:00:00Z">
         <w:r>
           <w:rPr>
             <w:rStyle w:val="VerbatimChar"/>
@@ -2259,12 +2187,12 @@
           <w:t xml:space="preserve">coef(summary())</w:t>
         </w:r>
       </w:ins>
-      <w:ins w:id="77" w:author="PR Preview" w:date="2026-01-01T00:00:00Z">
+      <w:ins w:id="41" w:author="PR Preview" w:date="2026-01-01T00:00:00Z">
         <w:r>
           <w:t xml:space="preserve"> </w:t>
         </w:r>
       </w:ins>
-      <w:ins w:id="78" w:author="PR Preview" w:date="2026-01-01T00:00:00Z">
+      <w:ins w:id="42" w:author="PR Preview" w:date="2026-01-01T00:00:00Z">
         <w:r>
           <w:t xml:space="preserve">printouts.</w:t>
         </w:r>
@@ -2278,18 +2206,18 @@
           <w:numId w:val="1006"/>
         </w:numPr>
       </w:pPr>
-      <w:ins w:id="79" w:author="PR Preview" w:date="2026-01-01T00:00:00Z">
+      <w:ins w:id="43" w:author="PR Preview" w:date="2026-01-01T00:00:00Z">
         <w:r>
           <w:t xml:space="preserve">Draw figures with</w:t>
         </w:r>
       </w:ins>
-      <w:ins w:id="80" w:author="PR Preview" w:date="2026-01-01T00:00:00Z">
+      <w:ins w:id="44" w:author="PR Preview" w:date="2026-01-01T00:00:00Z">
         <w:r>
           <w:t xml:space="preserve"> </w:t>
         </w:r>
       </w:ins>
-      <w:hyperlink r:id="rId26">
-        <w:ins w:id="81" w:author="PR Preview" w:date="2026-01-01T00:00:00Z">
+      <w:hyperlink r:id="rId29">
+        <w:ins w:id="45" w:author="PR Preview" w:date="2026-01-01T00:00:00Z">
           <w:r>
             <w:rPr>
               <w:rStyle w:val="Hyperlink"/>
@@ -2298,27 +2226,27 @@
           </w:r>
         </w:ins>
       </w:hyperlink>
-      <w:ins w:id="82" w:author="PR Preview" w:date="2026-01-01T00:00:00Z">
+      <w:ins w:id="46" w:author="PR Preview" w:date="2026-01-01T00:00:00Z">
         <w:r>
           <w:t xml:space="preserve">,</w:t>
         </w:r>
       </w:ins>
-      <w:ins w:id="83" w:author="PR Preview" w:date="2026-01-01T00:00:00Z">
+      <w:ins w:id="47" w:author="PR Preview" w:date="2026-01-01T00:00:00Z">
         <w:r>
           <w:t xml:space="preserve"> </w:t>
         </w:r>
       </w:ins>
-      <w:ins w:id="84" w:author="PR Preview" w:date="2026-01-01T00:00:00Z">
+      <w:ins w:id="48" w:author="PR Preview" w:date="2026-01-01T00:00:00Z">
         <w:r>
           <w:t xml:space="preserve">not with base graphics such as</w:t>
         </w:r>
       </w:ins>
-      <w:ins w:id="85" w:author="PR Preview" w:date="2026-01-01T00:00:00Z">
+      <w:ins w:id="49" w:author="PR Preview" w:date="2026-01-01T00:00:00Z">
         <w:r>
           <w:t xml:space="preserve"> </w:t>
         </w:r>
       </w:ins>
-      <w:ins w:id="86" w:author="PR Preview" w:date="2026-01-01T00:00:00Z">
+      <w:ins w:id="50" w:author="PR Preview" w:date="2026-01-01T00:00:00Z">
         <w:r>
           <w:rPr>
             <w:rStyle w:val="VerbatimChar"/>
@@ -2326,17 +2254,17 @@
           <w:t xml:space="preserve">plot()</w:t>
         </w:r>
       </w:ins>
-      <w:ins w:id="87" w:author="PR Preview" w:date="2026-01-01T00:00:00Z">
+      <w:ins w:id="51" w:author="PR Preview" w:date="2026-01-01T00:00:00Z">
         <w:r>
           <w:t xml:space="preserve">,</w:t>
         </w:r>
       </w:ins>
-      <w:ins w:id="88" w:author="PR Preview" w:date="2026-01-01T00:00:00Z">
+      <w:ins w:id="52" w:author="PR Preview" w:date="2026-01-01T00:00:00Z">
         <w:r>
           <w:t xml:space="preserve"> </w:t>
         </w:r>
       </w:ins>
-      <w:ins w:id="89" w:author="PR Preview" w:date="2026-01-01T00:00:00Z">
+      <w:ins w:id="53" w:author="PR Preview" w:date="2026-01-01T00:00:00Z">
         <w:r>
           <w:rPr>
             <w:rStyle w:val="VerbatimChar"/>
@@ -2344,22 +2272,22 @@
           <w:t xml:space="preserve">lines()</w:t>
         </w:r>
       </w:ins>
-      <w:ins w:id="90" w:author="PR Preview" w:date="2026-01-01T00:00:00Z">
+      <w:ins w:id="54" w:author="PR Preview" w:date="2026-01-01T00:00:00Z">
         <w:r>
           <w:t xml:space="preserve"> </w:t>
         </w:r>
       </w:ins>
-      <w:ins w:id="91" w:author="PR Preview" w:date="2026-01-01T00:00:00Z">
+      <w:ins w:id="55" w:author="PR Preview" w:date="2026-01-01T00:00:00Z">
         <w:r>
           <w:t xml:space="preserve">and</w:t>
         </w:r>
       </w:ins>
-      <w:ins w:id="92" w:author="PR Preview" w:date="2026-01-01T00:00:00Z">
+      <w:ins w:id="56" w:author="PR Preview" w:date="2026-01-01T00:00:00Z">
         <w:r>
           <w:t xml:space="preserve"> </w:t>
         </w:r>
       </w:ins>
-      <w:ins w:id="93" w:author="PR Preview" w:date="2026-01-01T00:00:00Z">
+      <w:ins w:id="57" w:author="PR Preview" w:date="2026-01-01T00:00:00Z">
         <w:r>
           <w:rPr>
             <w:rStyle w:val="VerbatimChar"/>
@@ -2367,7 +2295,7 @@
           <w:t xml:space="preserve">abline()</w:t>
         </w:r>
       </w:ins>
-      <w:ins w:id="94" w:author="PR Preview" w:date="2026-01-01T00:00:00Z">
+      <w:ins w:id="58" w:author="PR Preview" w:date="2026-01-01T00:00:00Z">
         <w:r>
           <w:t xml:space="preserve">.</w:t>
         </w:r>
@@ -2381,18 +2309,18 @@
           <w:numId w:val="1006"/>
         </w:numPr>
       </w:pPr>
-      <w:ins w:id="95" w:author="PR Preview" w:date="2026-01-01T00:00:00Z">
+      <w:ins w:id="59" w:author="PR Preview" w:date="2026-01-01T00:00:00Z">
         <w:r>
           <w:t xml:space="preserve">Draw model plots with packages built on ggplot2:</w:t>
         </w:r>
       </w:ins>
-      <w:ins w:id="96" w:author="PR Preview" w:date="2026-01-01T00:00:00Z">
+      <w:ins w:id="60" w:author="PR Preview" w:date="2026-01-01T00:00:00Z">
         <w:r>
           <w:t xml:space="preserve"> </w:t>
         </w:r>
       </w:ins>
-      <w:hyperlink r:id="rId27">
-        <w:ins w:id="97" w:author="PR Preview" w:date="2026-01-01T00:00:00Z">
+      <w:hyperlink r:id="rId30">
+        <w:ins w:id="61" w:author="PR Preview" w:date="2026-01-01T00:00:00Z">
           <w:r>
             <w:rPr>
               <w:rStyle w:val="Hyperlink"/>
@@ -2401,23 +2329,23 @@
           </w:r>
         </w:ins>
       </w:hyperlink>
-      <w:ins w:id="98" w:author="PR Preview" w:date="2026-01-01T00:00:00Z">
+      <w:ins w:id="62" w:author="PR Preview" w:date="2026-01-01T00:00:00Z">
         <w:r>
           <w:t xml:space="preserve"> </w:t>
         </w:r>
       </w:ins>
-      <w:ins w:id="99" w:author="PR Preview" w:date="2026-01-01T00:00:00Z">
+      <w:ins w:id="63" w:author="PR Preview" w:date="2026-01-01T00:00:00Z">
         <w:r>
           <w:t xml:space="preserve">or</w:t>
         </w:r>
       </w:ins>
-      <w:ins w:id="100" w:author="PR Preview" w:date="2026-01-01T00:00:00Z">
+      <w:ins w:id="64" w:author="PR Preview" w:date="2026-01-01T00:00:00Z">
         <w:r>
           <w:t xml:space="preserve"> </w:t>
         </w:r>
       </w:ins>
-      <w:hyperlink r:id="rId28">
-        <w:ins w:id="101" w:author="PR Preview" w:date="2026-01-01T00:00:00Z">
+      <w:hyperlink r:id="rId31">
+        <w:ins w:id="65" w:author="PR Preview" w:date="2026-01-01T00:00:00Z">
           <w:r>
             <w:rPr>
               <w:rStyle w:val="Hyperlink"/>
@@ -2426,90 +2354,33 @@
           </w:r>
         </w:ins>
       </w:hyperlink>
-      <w:ins w:id="102" w:author="PR Preview" w:date="2026-01-01T00:00:00Z">
+      <w:ins w:id="66" w:author="PR Preview" w:date="2026-01-01T00:00:00Z">
         <w:r>
           <w:t xml:space="preserve"> </w:t>
         </w:r>
       </w:ins>
-      <w:ins w:id="103" w:author="PR Preview" w:date="2026-01-01T00:00:00Z">
+      <w:ins w:id="67" w:author="PR Preview" w:date="2026-01-01T00:00:00Z">
         <w:r>
           <w:t xml:space="preserve">for predictions,</w:t>
         </w:r>
       </w:ins>
-      <w:ins w:id="104" w:author="PR Preview" w:date="2026-01-01T00:00:00Z">
+      <w:ins w:id="68" w:author="PR Preview" w:date="2026-01-01T00:00:00Z">
         <w:r>
           <w:t xml:space="preserve"> </w:t>
         </w:r>
       </w:ins>
-      <w:ins w:id="105" w:author="PR Preview" w:date="2026-01-01T00:00:00Z">
+      <w:ins w:id="69" w:author="PR Preview" w:date="2026-01-01T00:00:00Z">
         <w:r>
           <w:t xml:space="preserve">and</w:t>
         </w:r>
       </w:ins>
-      <w:ins w:id="106" w:author="PR Preview" w:date="2026-01-01T00:00:00Z">
+      <w:ins w:id="70" w:author="PR Preview" w:date="2026-01-01T00:00:00Z">
         <w:r>
           <w:t xml:space="preserve"> </w:t>
         </w:r>
       </w:ins>
-      <w:hyperlink r:id="rId29">
-        <w:ins w:id="107" w:author="PR Preview" w:date="2026-01-01T00:00:00Z">
-          <w:r>
-            <w:rPr>
-              <w:rStyle w:val="Hyperlink"/>
-            </w:rPr>
-            <w:t xml:space="preserve">ggfortify</w:t>
-          </w:r>
-        </w:ins>
-      </w:hyperlink>
-      <w:ins w:id="108" w:author="PR Preview" w:date="2026-01-01T00:00:00Z">
-        <w:r>
-          <w:t xml:space="preserve">’s</w:t>
-        </w:r>
-      </w:ins>
-      <w:ins w:id="109" w:author="PR Preview" w:date="2026-01-01T00:00:00Z">
-        <w:r>
-          <w:t xml:space="preserve"> </w:t>
-        </w:r>
-      </w:ins>
-      <w:ins w:id="110" w:author="PR Preview" w:date="2026-01-01T00:00:00Z">
-        <w:r>
-          <w:rPr>
-            <w:rStyle w:val="VerbatimChar"/>
-          </w:rPr>
-          <w:t xml:space="preserve">autoplot()</w:t>
-        </w:r>
-      </w:ins>
-      <w:ins w:id="111" w:author="PR Preview" w:date="2026-01-01T00:00:00Z">
-        <w:r>
-          <w:t xml:space="preserve"> </w:t>
-        </w:r>
-      </w:ins>
-      <w:ins w:id="112" w:author="PR Preview" w:date="2026-01-01T00:00:00Z">
-        <w:r>
-          <w:t xml:space="preserve">for diagnostic plots.</w:t>
-        </w:r>
-      </w:ins>
-    </w:p>
-    <w:p>
-      <w:pPr>
-        <w:pStyle w:val="Compact"/>
-        <w:numPr>
-          <w:ilvl w:val="0"/>
-          <w:numId w:val="1006"/>
-        </w:numPr>
-      </w:pPr>
-      <w:ins w:id="113" w:author="PR Preview" w:date="2026-01-01T00:00:00Z">
-        <w:r>
-          <w:t xml:space="preserve">Show model fit statistics with</w:t>
-        </w:r>
-      </w:ins>
-      <w:ins w:id="114" w:author="PR Preview" w:date="2026-01-01T00:00:00Z">
-        <w:r>
-          <w:t xml:space="preserve"> </w:t>
-        </w:r>
-      </w:ins>
-      <w:hyperlink r:id="rId30">
-        <w:ins w:id="115" w:author="PR Preview" w:date="2026-01-01T00:00:00Z">
+      <w:hyperlink r:id="rId32">
+        <w:ins w:id="71" w:author="PR Preview" w:date="2026-01-01T00:00:00Z">
           <w:r>
             <w:rPr>
               <w:rStyle w:val="Hyperlink"/>
@@ -2518,23 +2389,78 @@
           </w:r>
         </w:ins>
       </w:hyperlink>
-      <w:ins w:id="116" w:author="PR Preview" w:date="2026-01-01T00:00:00Z">
+      <w:ins w:id="72" w:author="PR Preview" w:date="2026-01-01T00:00:00Z">
+        <w:r>
+          <w:t xml:space="preserve">’s</w:t>
+        </w:r>
+      </w:ins>
+      <w:ins w:id="73" w:author="PR Preview" w:date="2026-01-01T00:00:00Z">
         <w:r>
           <w:t xml:space="preserve"> </w:t>
         </w:r>
       </w:ins>
-      <w:ins w:id="117" w:author="PR Preview" w:date="2026-01-01T00:00:00Z">
+      <w:ins w:id="74" w:author="PR Preview" w:date="2026-01-01T00:00:00Z">
+        <w:r>
+          <w:rPr>
+            <w:rStyle w:val="VerbatimChar"/>
+          </w:rPr>
+          <w:t xml:space="preserve">check_model()</w:t>
+        </w:r>
+      </w:ins>
+      <w:ins w:id="75" w:author="PR Preview" w:date="2026-01-01T00:00:00Z">
+        <w:r>
+          <w:t xml:space="preserve"> </w:t>
+        </w:r>
+      </w:ins>
+      <w:ins w:id="76" w:author="PR Preview" w:date="2026-01-01T00:00:00Z">
+        <w:r>
+          <w:t xml:space="preserve">for diagnostic plots.</w:t>
+        </w:r>
+      </w:ins>
+    </w:p>
+    <w:p>
+      <w:pPr>
+        <w:pStyle w:val="Compact"/>
+        <w:numPr>
+          <w:ilvl w:val="0"/>
+          <w:numId w:val="1006"/>
+        </w:numPr>
+      </w:pPr>
+      <w:ins w:id="77" w:author="PR Preview" w:date="2026-01-01T00:00:00Z">
+        <w:r>
+          <w:t xml:space="preserve">Show model fit statistics with performance’s</w:t>
+        </w:r>
+      </w:ins>
+      <w:ins w:id="78" w:author="PR Preview" w:date="2026-01-01T00:00:00Z">
+        <w:r>
+          <w:t xml:space="preserve"> </w:t>
+        </w:r>
+      </w:ins>
+      <w:ins w:id="79" w:author="PR Preview" w:date="2026-01-01T00:00:00Z">
+        <w:r>
+          <w:rPr>
+            <w:rStyle w:val="VerbatimChar"/>
+          </w:rPr>
+          <w:t xml:space="preserve">model_performance()</w:t>
+        </w:r>
+      </w:ins>
+      <w:ins w:id="80" w:author="PR Preview" w:date="2026-01-01T00:00:00Z">
+        <w:r>
+          <w:t xml:space="preserve"> </w:t>
+        </w:r>
+      </w:ins>
+      <w:ins w:id="81" w:author="PR Preview" w:date="2026-01-01T00:00:00Z">
         <w:r>
           <w:t xml:space="preserve">or</w:t>
         </w:r>
       </w:ins>
-      <w:ins w:id="118" w:author="PR Preview" w:date="2026-01-01T00:00:00Z">
+      <w:ins w:id="82" w:author="PR Preview" w:date="2026-01-01T00:00:00Z">
         <w:r>
           <w:t xml:space="preserve"> </w:t>
         </w:r>
       </w:ins>
-      <w:hyperlink r:id="rId31">
-        <w:ins w:id="119" w:author="PR Preview" w:date="2026-01-01T00:00:00Z">
+      <w:hyperlink r:id="rId33">
+        <w:ins w:id="83" w:author="PR Preview" w:date="2026-01-01T00:00:00Z">
           <w:r>
             <w:rPr>
               <w:rStyle w:val="Hyperlink"/>
@@ -2543,17 +2469,17 @@
           </w:r>
         </w:ins>
       </w:hyperlink>
-      <w:ins w:id="120" w:author="PR Preview" w:date="2026-01-01T00:00:00Z">
+      <w:ins w:id="84" w:author="PR Preview" w:date="2026-01-01T00:00:00Z">
         <w:r>
           <w:t xml:space="preserve">’s</w:t>
         </w:r>
       </w:ins>
-      <w:ins w:id="121" w:author="PR Preview" w:date="2026-01-01T00:00:00Z">
+      <w:ins w:id="85" w:author="PR Preview" w:date="2026-01-01T00:00:00Z">
         <w:r>
           <w:t xml:space="preserve"> </w:t>
         </w:r>
       </w:ins>
-      <w:ins w:id="122" w:author="PR Preview" w:date="2026-01-01T00:00:00Z">
+      <w:ins w:id="86" w:author="PR Preview" w:date="2026-01-01T00:00:00Z">
         <w:r>
           <w:rPr>
             <w:rStyle w:val="VerbatimChar"/>
@@ -2561,7 +2487,7 @@
           <w:t xml:space="preserve">glance()</w:t>
         </w:r>
       </w:ins>
-      <w:ins w:id="123" w:author="PR Preview" w:date="2026-01-01T00:00:00Z">
+      <w:ins w:id="87" w:author="PR Preview" w:date="2026-01-01T00:00:00Z">
         <w:r>
           <w:t xml:space="preserve">.</w:t>
         </w:r>
@@ -2575,18 +2501,18 @@
           <w:numId w:val="1006"/>
         </w:numPr>
       </w:pPr>
-      <w:ins w:id="124" w:author="PR Preview" w:date="2026-01-01T00:00:00Z">
+      <w:ins w:id="88" w:author="PR Preview" w:date="2026-01-01T00:00:00Z">
         <w:r>
           <w:t xml:space="preserve">Ezra’s</w:t>
         </w:r>
       </w:ins>
-      <w:ins w:id="125" w:author="PR Preview" w:date="2026-01-01T00:00:00Z">
+      <w:ins w:id="89" w:author="PR Preview" w:date="2026-01-01T00:00:00Z">
         <w:r>
           <w:t xml:space="preserve"> </w:t>
         </w:r>
       </w:ins>
-      <w:hyperlink r:id="rId32">
-        <w:ins w:id="126" w:author="PR Preview" w:date="2026-01-01T00:00:00Z">
+      <w:hyperlink r:id="rId34">
+        <w:ins w:id="90" w:author="PR Preview" w:date="2026-01-01T00:00:00Z">
           <w:r>
             <w:rPr>
               <w:rStyle w:val="Hyperlink"/>
@@ -2595,24 +2521,24 @@
           </w:r>
         </w:ins>
       </w:hyperlink>
-      <w:ins w:id="127" w:author="PR Preview" w:date="2026-01-01T00:00:00Z">
+      <w:ins w:id="91" w:author="PR Preview" w:date="2026-01-01T00:00:00Z">
         <w:r>
           <w:t xml:space="preserve"> </w:t>
         </w:r>
       </w:ins>
-      <w:ins w:id="128" w:author="PR Preview" w:date="2026-01-01T00:00:00Z">
+      <w:ins w:id="92" w:author="PR Preview" w:date="2026-01-01T00:00:00Z">
         <w:r>
           <w:t xml:space="preserve">notes show the style.</w:t>
         </w:r>
       </w:ins>
     </w:p>
-    <w:bookmarkEnd w:id="33"/>
-    <w:bookmarkStart w:id="34" w:name="make-figures-accessible"/>
+    <w:bookmarkEnd w:id="35"/>
+    <w:bookmarkStart w:id="36" w:name="make-figures-accessible"/>
     <w:p>
       <w:pPr>
         <w:pStyle w:val="Heading2"/>
       </w:pPr>
-      <w:ins w:id="129" w:author="PR Preview" w:date="2026-01-01T00:00:00Z">
+      <w:ins w:id="93" w:author="PR Preview" w:date="2026-01-01T00:00:00Z">
         <w:r>
           <w:t xml:space="preserve">10 Make figures accessible</w:t>
         </w:r>
@@ -2744,13 +2670,13 @@
         <w:t xml:space="preserve">(observed when rendering lecture notes to PDF).</w:t>
       </w:r>
     </w:p>
-    <w:bookmarkEnd w:id="34"/>
-    <w:bookmarkStart w:id="36" w:name="structure-slides-for-the-reader"/>
+    <w:bookmarkEnd w:id="36"/>
+    <w:bookmarkStart w:id="38" w:name="structure-slides-for-the-reader"/>
     <w:p>
       <w:pPr>
         <w:pStyle w:val="Heading2"/>
       </w:pPr>
-      <w:del w:id="130" w:author="PR Preview" w:date="2026-01-01T00:00:00Z">
+      <w:del w:id="94" w:author="PR Preview" w:date="2026-01-01T00:00:00Z">
         <w:r>
           <w:delText xml:space="preserve">10 Structure slides for the reader</w:delText>
         </w:r>
@@ -2760,7 +2686,7 @@
       <w:pPr>
         <w:pStyle w:val="Heading2"/>
       </w:pPr>
-      <w:ins w:id="131" w:author="PR Preview" w:date="2026-01-01T00:00:00Z">
+      <w:ins w:id="95" w:author="PR Preview" w:date="2026-01-01T00:00:00Z">
         <w:r>
           <w:t xml:space="preserve">11 Structure slides for the reader</w:t>
         </w:r>
@@ -2816,7 +2742,7 @@
       <w:r>
         <w:t xml:space="preserve"> </w:t>
       </w:r>
-      <w:hyperlink r:id="rId35">
+      <w:hyperlink r:id="rId37">
         <w:r>
           <w:rPr>
             <w:rStyle w:val="Hyperlink"/>
@@ -3056,13 +2982,13 @@
         <w:t xml:space="preserve">Put a slide break after the heading and move the text onto content slides.</w:t>
       </w:r>
     </w:p>
-    <w:bookmarkEnd w:id="36"/>
-    <w:bookmarkStart w:id="40" w:name="Xcb579568ef754486ebde8b41ba4528bdf380eec"/>
+    <w:bookmarkEnd w:id="38"/>
+    <w:bookmarkStart w:id="42" w:name="Xcb579568ef754486ebde8b41ba4528bdf380eec"/>
     <w:p>
       <w:pPr>
         <w:pStyle w:val="Heading2"/>
       </w:pPr>
-      <w:del w:id="132" w:author="PR Preview" w:date="2026-01-01T00:00:00Z">
+      <w:del w:id="96" w:author="PR Preview" w:date="2026-01-01T00:00:00Z">
         <w:r>
           <w:delText xml:space="preserve">11 Credit other courses without summarizing them</w:delText>
         </w:r>
@@ -3072,7 +2998,7 @@
       <w:pPr>
         <w:pStyle w:val="Heading2"/>
       </w:pPr>
-      <w:ins w:id="133" w:author="PR Preview" w:date="2026-01-01T00:00:00Z">
+      <w:ins w:id="97" w:author="PR Preview" w:date="2026-01-01T00:00:00Z">
         <w:r>
           <w:t xml:space="preserve">12 Credit other courses without summarizing them</w:t>
         </w:r>
@@ -3128,7 +3054,7 @@
       <w:r>
         <w:t xml:space="preserve"> </w:t>
       </w:r>
-      <w:hyperlink r:id="rId37">
+      <w:hyperlink r:id="rId39">
         <w:r>
           <w:rPr>
             <w:rStyle w:val="Hyperlink"/>
@@ -3184,7 +3110,7 @@
       <w:r>
         <w:t xml:space="preserve"> </w:t>
       </w:r>
-      <w:hyperlink r:id="rId38">
+      <w:hyperlink r:id="rId40">
         <w:r>
           <w:rPr>
             <w:rStyle w:val="Hyperlink"/>
@@ -3213,7 +3139,7 @@
       <w:r>
         <w:t xml:space="preserve"> </w:t>
       </w:r>
-      <w:hyperlink r:id="rId39">
+      <w:hyperlink r:id="rId41">
         <w:r>
           <w:rPr>
             <w:rStyle w:val="Hyperlink"/>
@@ -3246,13 +3172,13 @@
         <w:t xml:space="preserve">because a bare citation key renders as the author list.</w:t>
       </w:r>
     </w:p>
-    <w:bookmarkEnd w:id="40"/>
-    <w:bookmarkStart w:id="49" w:name="rules-that-apply-to-all-writing"/>
+    <w:bookmarkEnd w:id="42"/>
+    <w:bookmarkStart w:id="51" w:name="rules-that-apply-to-all-writing"/>
     <w:p>
       <w:pPr>
         <w:pStyle w:val="Heading2"/>
       </w:pPr>
-      <w:del w:id="134" w:author="PR Preview" w:date="2026-01-01T00:00:00Z">
+      <w:del w:id="98" w:author="PR Preview" w:date="2026-01-01T00:00:00Z">
         <w:r>
           <w:delText xml:space="preserve">12 Rules that apply to all writing</w:delText>
         </w:r>
@@ -3262,7 +3188,7 @@
       <w:pPr>
         <w:pStyle w:val="Heading2"/>
       </w:pPr>
-      <w:ins w:id="135" w:author="PR Preview" w:date="2026-01-01T00:00:00Z">
+      <w:ins w:id="99" w:author="PR Preview" w:date="2026-01-01T00:00:00Z">
         <w:r>
           <w:t xml:space="preserve">13 Rules that apply to all writing</w:t>
         </w:r>
@@ -3284,7 +3210,7 @@
           <w:numId w:val="1010"/>
         </w:numPr>
       </w:pPr>
-      <w:hyperlink r:id="rId41">
+      <w:hyperlink r:id="rId43">
         <w:r>
           <w:rPr>
             <w:rStyle w:val="Hyperlink"/>
@@ -3304,7 +3230,7 @@
           <w:numId w:val="1010"/>
         </w:numPr>
       </w:pPr>
-      <w:hyperlink r:id="rId42">
+      <w:hyperlink r:id="rId44">
         <w:r>
           <w:rPr>
             <w:rStyle w:val="Hyperlink"/>
@@ -3327,7 +3253,7 @@
           <w:numId w:val="1010"/>
         </w:numPr>
       </w:pPr>
-      <w:hyperlink r:id="rId43">
+      <w:hyperlink r:id="rId45">
         <w:r>
           <w:rPr>
             <w:rStyle w:val="Hyperlink"/>
@@ -3347,7 +3273,7 @@
           <w:numId w:val="1010"/>
         </w:numPr>
       </w:pPr>
-      <w:hyperlink r:id="rId44">
+      <w:hyperlink r:id="rId46">
         <w:r>
           <w:rPr>
             <w:rStyle w:val="Hyperlink"/>
@@ -3370,7 +3296,7 @@
           <w:numId w:val="1010"/>
         </w:numPr>
       </w:pPr>
-      <w:hyperlink r:id="rId45">
+      <w:hyperlink r:id="rId47">
         <w:r>
           <w:rPr>
             <w:rStyle w:val="Hyperlink"/>
@@ -3382,8 +3308,8 @@
         <w:t xml:space="preserve">.</w:t>
       </w:r>
     </w:p>
-    <w:bookmarkStart w:id="48" w:name="refs"/>
-    <w:bookmarkStart w:id="47" w:name="ref-freeman2014active"/>
+    <w:bookmarkStart w:id="50" w:name="refs"/>
+    <w:bookmarkStart w:id="49" w:name="ref-freeman2014active"/>
     <w:p>
       <w:pPr>
         <w:pStyle w:val="Bibliography"/>
@@ -3416,7 +3342,7 @@
       <w:r>
         <w:t xml:space="preserve"> </w:t>
       </w:r>
-      <w:hyperlink r:id="rId46">
+      <w:hyperlink r:id="rId48">
         <w:r>
           <w:rPr>
             <w:rStyle w:val="Hyperlink"/>
@@ -3428,9 +3354,9 @@
         <w:t xml:space="preserve">.</w:t>
       </w:r>
     </w:p>
-    <w:bookmarkEnd w:id="47"/>
-    <w:bookmarkEnd w:id="48"/>
     <w:bookmarkEnd w:id="49"/>
+    <w:bookmarkEnd w:id="50"/>
+    <w:bookmarkEnd w:id="51"/>
     <w:sectPr>
       <w:footnotePr>
         <w:numRestart w:val="eachSect"/>
